--- a/submissions/08-nutrition-panel-granola/inputs/supplier_spec_s3120_almond_butter.docx
+++ b/submissions/08-nutrition-panel-granola/inputs/supplier_spec_s3120_almond_butter.docx
@@ -508,7 +508,7 @@
           </w:tcPr>
           <w:p>
             <w:r>
-              <w:t>111 mg</w:t>
+              <w:t>65 mg</w:t>
             </w:r>
           </w:p>
         </w:tc>

--- a/submissions/08-nutrition-panel-granola/inputs/supplier_spec_s3120_almond_butter.docx
+++ b/submissions/08-nutrition-panel-granola/inputs/supplier_spec_s3120_almond_butter.docx
@@ -404,7 +404,7 @@
           </w:tcPr>
           <w:p>
             <w:r>
-              <w:t>1.3 g</w:t>
+              <w:t>1 g</w:t>
             </w:r>
           </w:p>
         </w:tc>
